--- a/public/templates/my-cs-guerlain.docx
+++ b/public/templates/my-cs-guerlain.docx
@@ -1259,6 +1259,50 @@
           <w:szCs w:val="22"/>
         </w:rPr>
       </w:pPr>
+    </w:p>
+    <w:p>
+      <w:pPr>
+        <w:pStyle w:val="Heading1"/>
+        <w:numPr>
+          <w:ilvl w:val="0"/>
+          <w:numId w:val="3"/>
+        </w:numPr>
+        <w:jc w:val="both"/>
+        <w:rPr>
+          <w:rFonts w:ascii="Segoe UI" w:hAnsi="Segoe UI" w:cs="Segoe UI"/>
+          <w:color w:val="000000"/>
+          <w:szCs w:val="22"/>
+        </w:rPr>
+      </w:pPr>
+      <w:r>
+        <w:rPr>
+          <w:rFonts w:ascii="Segoe UI" w:hAnsi="Segoe UI" w:cs="Segoe UI"/>
+          <w:color w:val="000000"/>
+          <w:szCs w:val="22"/>
+        </w:rPr>
+        <w:t xml:space="preserve">Contract Duration</w:t>
+      </w:r>
+    </w:p>
+    <w:p>
+      <w:pPr>
+        <w:ind w:left="720"/>
+        <w:jc w:val="both"/>
+        <w:rPr>
+          <w:rFonts w:ascii="Segoe UI" w:hAnsi="Segoe UI" w:cs="Segoe UI"/>
+          <w:color w:val="000000"/>
+          <w:sz w:val="22"/>
+          <w:szCs w:val="22"/>
+        </w:rPr>
+      </w:pPr>
+      <w:r>
+        <w:rPr>
+          <w:rFonts w:ascii="Segoe UI" w:hAnsi="Segoe UI" w:cs="Segoe UI"/>
+          <w:color w:val="000000"/>
+          <w:sz w:val="22"/>
+          <w:szCs w:val="22"/>
+        </w:rPr>
+        <w:t xml:space="preserve">The agreed employment duration is from {startDate} to {endDate}. It may be subject to renewal based on mutual agreement between you and Luxury Careers.</w:t>
+      </w:r>
     </w:p>
     <w:p>
       <w:pPr>
